--- a/docs/security/01_SQL_Injection.docx
+++ b/docs/security/01_SQL_Injection.docx
@@ -797,16 +797,26 @@
       <w:pPr>
         <w:spacing w:after="100" w:line="276" w:lineRule="auto"/>
       </w:pPr>
+      <w:proofErr w:type="gramStart"/>
       <w:r>
         <w:rPr>
           <w:b/>
           <w:bCs/>
           <w:color w:val="C00000"/>
         </w:rPr>
-        <w:t xml:space="preserve">주의 : </w:t>
-      </w:r>
-      <w:r>
-        <w:t>이 교안의 모든 공격 실습은 격리된 교육용 환경(로컬 Docker/DB, 교육용 취약 엔드포인트)에서만 수행한다. 실제 서비스나 타인의 시스템을 대상으로 하는 것은 불법이다.</w:t>
+        <w:t>주의 :</w:t>
+      </w:r>
+      <w:proofErr w:type="gramEnd"/>
+      <w:r>
+        <w:rPr>
+          <w:b/>
+          <w:bCs/>
+          <w:color w:val="C00000"/>
+        </w:rPr>
+        <w:t xml:space="preserve"> </w:t>
+      </w:r>
+      <w:r>
+        <w:t xml:space="preserve">이 교안의 모든 공격 실습은 격리된 교육용 환경(로컬 Docker/DB, 교육용 취약 엔드포인트)에서만 수행한다. </w:t>
       </w:r>
     </w:p>
     <w:p>
@@ -3181,13 +3191,27 @@
       <w:pPr>
         <w:pStyle w:val="3"/>
         <w:spacing w:before="180" w:after="90"/>
-      </w:pPr>
-      <w:r>
         <w:rPr>
           <w:b/>
           <w:bCs/>
           <w:color w:val="2E5496"/>
         </w:rPr>
+      </w:pPr>
+    </w:p>
+    <w:p>
+      <w:pPr>
+        <w:pStyle w:val="3"/>
+        <w:spacing w:before="180" w:after="90"/>
+      </w:pPr>
+      <w:bookmarkStart w:id="0" w:name="_GoBack"/>
+      <w:bookmarkEnd w:id="0"/>
+      <w:r>
+        <w:rPr>
+          <w:b/>
+          <w:bCs/>
+          <w:color w:val="2E5496"/>
+        </w:rPr>
+        <w:lastRenderedPageBreak/>
         <w:t>단계 5. DB 메타정보 탈취 (교재 6장과 동일 기법)</w:t>
       </w:r>
     </w:p>
@@ -3205,7 +3229,6 @@
           <w:sz w:val="18"/>
           <w:szCs w:val="18"/>
         </w:rPr>
-        <w:lastRenderedPageBreak/>
         <w:t>name = %' UNION SELECT table_schema, table_name, 3 FROM information_schema.tables #</w:t>
       </w:r>
     </w:p>
@@ -4090,207 +4113,7 @@
           <w:sz w:val="18"/>
           <w:szCs w:val="18"/>
         </w:rPr>
-        <w:t xml:space="preserve">※ </w:t>
-      </w:r>
-      <w:r>
-        <w:rPr>
-          <w:i/>
-          <w:iCs/>
-          <w:color w:val="000000" w:themeColor="text1"/>
-          <w:sz w:val="18"/>
-          <w:szCs w:val="18"/>
-        </w:rPr>
-        <w:t>약어</w:t>
-      </w:r>
-      <w:r>
-        <w:rPr>
-          <w:i/>
-          <w:iCs/>
-          <w:color w:val="000000" w:themeColor="text1"/>
-          <w:sz w:val="18"/>
-          <w:szCs w:val="18"/>
-        </w:rPr>
-        <w:t xml:space="preserve"> — WAF: Web Application Firewall(</w:t>
-      </w:r>
-      <w:r>
-        <w:rPr>
-          <w:i/>
-          <w:iCs/>
-          <w:color w:val="000000" w:themeColor="text1"/>
-          <w:sz w:val="18"/>
-          <w:szCs w:val="18"/>
-        </w:rPr>
-        <w:t>웹</w:t>
-      </w:r>
-      <w:r>
-        <w:rPr>
-          <w:i/>
-          <w:iCs/>
-          <w:color w:val="000000" w:themeColor="text1"/>
-          <w:sz w:val="18"/>
-          <w:szCs w:val="18"/>
-        </w:rPr>
-        <w:t xml:space="preserve"> </w:t>
-      </w:r>
-      <w:r>
-        <w:rPr>
-          <w:i/>
-          <w:iCs/>
-          <w:color w:val="000000" w:themeColor="text1"/>
-          <w:sz w:val="18"/>
-          <w:szCs w:val="18"/>
-        </w:rPr>
-        <w:t>애플리케이션</w:t>
-      </w:r>
-      <w:r>
-        <w:rPr>
-          <w:i/>
-          <w:iCs/>
-          <w:color w:val="000000" w:themeColor="text1"/>
-          <w:sz w:val="18"/>
-          <w:szCs w:val="18"/>
-        </w:rPr>
-        <w:t xml:space="preserve"> </w:t>
-      </w:r>
-      <w:r>
-        <w:rPr>
-          <w:i/>
-          <w:iCs/>
-          <w:color w:val="000000" w:themeColor="text1"/>
-          <w:sz w:val="18"/>
-          <w:szCs w:val="18"/>
-        </w:rPr>
-        <w:t>방화벽</w:t>
-      </w:r>
-      <w:r>
-        <w:rPr>
-          <w:i/>
-          <w:iCs/>
-          <w:color w:val="000000" w:themeColor="text1"/>
-          <w:sz w:val="18"/>
-          <w:szCs w:val="18"/>
-        </w:rPr>
-        <w:t>), IDS: Intrusion Detection System(</w:t>
-      </w:r>
-      <w:r>
-        <w:rPr>
-          <w:i/>
-          <w:iCs/>
-          <w:color w:val="000000" w:themeColor="text1"/>
-          <w:sz w:val="18"/>
-          <w:szCs w:val="18"/>
-        </w:rPr>
-        <w:t>침입</w:t>
-      </w:r>
-      <w:r>
-        <w:rPr>
-          <w:i/>
-          <w:iCs/>
-          <w:color w:val="000000" w:themeColor="text1"/>
-          <w:sz w:val="18"/>
-          <w:szCs w:val="18"/>
-        </w:rPr>
-        <w:t xml:space="preserve"> </w:t>
-      </w:r>
-      <w:r>
-        <w:rPr>
-          <w:i/>
-          <w:iCs/>
-          <w:color w:val="000000" w:themeColor="text1"/>
-          <w:sz w:val="18"/>
-          <w:szCs w:val="18"/>
-        </w:rPr>
-        <w:t>탐지</w:t>
-      </w:r>
-      <w:r>
-        <w:rPr>
-          <w:i/>
-          <w:iCs/>
-          <w:color w:val="000000" w:themeColor="text1"/>
-          <w:sz w:val="18"/>
-          <w:szCs w:val="18"/>
-        </w:rPr>
-        <w:t xml:space="preserve"> </w:t>
-      </w:r>
-      <w:r>
-        <w:rPr>
-          <w:i/>
-          <w:iCs/>
-          <w:color w:val="000000" w:themeColor="text1"/>
-          <w:sz w:val="18"/>
-          <w:szCs w:val="18"/>
-        </w:rPr>
-        <w:t>시스템</w:t>
-      </w:r>
-      <w:r>
-        <w:rPr>
-          <w:i/>
-          <w:iCs/>
-          <w:color w:val="000000" w:themeColor="text1"/>
-          <w:sz w:val="18"/>
-          <w:szCs w:val="18"/>
-        </w:rPr>
-        <w:t>), IPS: Intrusion Prevention System(</w:t>
-      </w:r>
-      <w:r>
-        <w:rPr>
-          <w:i/>
-          <w:iCs/>
-          <w:color w:val="000000" w:themeColor="text1"/>
-          <w:sz w:val="18"/>
-          <w:szCs w:val="18"/>
-        </w:rPr>
-        <w:t>침입</w:t>
-      </w:r>
-      <w:r>
-        <w:rPr>
-          <w:i/>
-          <w:iCs/>
-          <w:color w:val="000000" w:themeColor="text1"/>
-          <w:sz w:val="18"/>
-          <w:szCs w:val="18"/>
-        </w:rPr>
-        <w:t xml:space="preserve"> </w:t>
-      </w:r>
-      <w:r>
-        <w:rPr>
-          <w:i/>
-          <w:iCs/>
-          <w:color w:val="000000" w:themeColor="text1"/>
-          <w:sz w:val="18"/>
-          <w:szCs w:val="18"/>
-        </w:rPr>
-        <w:t>방지</w:t>
-      </w:r>
-      <w:r>
-        <w:rPr>
-          <w:i/>
-          <w:iCs/>
-          <w:color w:val="000000" w:themeColor="text1"/>
-          <w:sz w:val="18"/>
-          <w:szCs w:val="18"/>
-        </w:rPr>
-        <w:t xml:space="preserve"> </w:t>
-      </w:r>
-      <w:r>
-        <w:rPr>
-          <w:i/>
-          <w:iCs/>
-          <w:color w:val="000000" w:themeColor="text1"/>
-          <w:sz w:val="18"/>
-          <w:szCs w:val="18"/>
-        </w:rPr>
-        <w:t>시스템</w:t>
-      </w:r>
-      <w:r>
-        <w:rPr>
-          <w:i/>
-          <w:iCs/>
-          <w:color w:val="000000" w:themeColor="text1"/>
-          <w:sz w:val="18"/>
-          <w:szCs w:val="18"/>
-        </w:rPr>
-        <w:t>)</w:t>
+        <w:t>※ 약어 — WAF: Web Application Firewall(웹 애플리케이션 방화벽), IDS: Intrusion Detection System(침입 탐지 시스템), IPS: Intrusion Prevention System(침입 방지 시스템)</w:t>
       </w:r>
     </w:p>
     <w:p>
@@ -4424,8 +4247,6 @@
         <w:pStyle w:val="2"/>
         <w:spacing w:before="240" w:after="120"/>
       </w:pPr>
-      <w:bookmarkStart w:id="0" w:name="_GoBack"/>
-      <w:bookmarkEnd w:id="0"/>
       <w:r>
         <w:rPr>
           <w:b/>

--- a/docs/security/01_SQL_Injection.docx
+++ b/docs/security/01_SQL_Injection.docx
@@ -844,7 +844,16 @@
         <w:spacing w:after="100" w:line="276" w:lineRule="auto"/>
       </w:pPr>
       <w:r>
-        <w:t>공격을 이해하려면 최소한의 SQL 문법이 필요하다. 여기서는 실습 앱(Student_JWT)의 실제 테이블을 기준으로 설명한다.</w:t>
+        <w:t>공격을 이해하려면 최소한의 SQL 문법이 필요</w:t>
+      </w:r>
+      <w:r>
+        <w:rPr>
+          <w:rFonts w:hint="eastAsia"/>
+        </w:rPr>
+        <w:t>합니</w:t>
+      </w:r>
+      <w:r>
+        <w:t>다.</w:t>
       </w:r>
     </w:p>
     <w:p>
@@ -1980,7 +1989,16 @@
         <w:t>com.basic.myspringboot.vuln.sqli</w:t>
       </w:r>
       <w:r>
-        <w:t xml:space="preserve"> 패키지와 /api/vuln/sqli/** 경로로 격리했다. 기존 정상 검색 기능은 안전하게 유지된다.</w:t>
+        <w:t xml:space="preserve"> 패키지와 /api/vuln/sqli/** 경로로 격리</w:t>
+      </w:r>
+      <w:r>
+        <w:rPr>
+          <w:rFonts w:hint="eastAsia"/>
+        </w:rPr>
+        <w:t>되었다</w:t>
+      </w:r>
+      <w:r>
+        <w:t>. 기존 정상 검색 기능은 안전하게 유지된다.</w:t>
       </w:r>
     </w:p>
     <w:p>
@@ -2681,15 +2699,57 @@
       <w:pPr>
         <w:spacing w:after="100" w:line="276" w:lineRule="auto"/>
       </w:pPr>
-      <w:r>
-        <w:rPr>
-          <w:b/>
-          <w:bCs/>
-        </w:rPr>
-        <w:t xml:space="preserve">참고 : </w:t>
-      </w:r>
-      <w:r>
-        <w:t>이 프로젝트의 실제 검색 기능(StudentSearchService, StudentRepository)은 JPQL 명명 파라미터 바인딩을 사용하므로 안전하다. 취약점은 교육용으로 별도 추가한 것이다.</w:t>
+      <w:proofErr w:type="gramStart"/>
+      <w:r>
+        <w:rPr>
+          <w:b/>
+          <w:bCs/>
+        </w:rPr>
+        <w:t>참고 :</w:t>
+      </w:r>
+      <w:proofErr w:type="gramEnd"/>
+      <w:r>
+        <w:rPr>
+          <w:b/>
+          <w:bCs/>
+        </w:rPr>
+        <w:t xml:space="preserve"> </w:t>
+      </w:r>
+      <w:r>
+        <w:t>이 프로젝트의 실제 검색 기능(</w:t>
+      </w:r>
+      <w:proofErr w:type="spellStart"/>
+      <w:r>
+        <w:t>StudentSearchService</w:t>
+      </w:r>
+      <w:proofErr w:type="spellEnd"/>
+      <w:r>
+        <w:t xml:space="preserve">, </w:t>
+      </w:r>
+      <w:proofErr w:type="spellStart"/>
+      <w:r>
+        <w:t>StudentRepository</w:t>
+      </w:r>
+      <w:proofErr w:type="spellEnd"/>
+      <w:r>
+        <w:t>)은</w:t>
+      </w:r>
+      <w:r>
+        <w:t xml:space="preserve"> JPQL</w:t>
+      </w:r>
+      <w:r>
+        <w:rPr>
+          <w:rFonts w:hint="eastAsia"/>
+        </w:rPr>
+        <w:t xml:space="preserve">의 </w:t>
+      </w:r>
+      <w:proofErr w:type="spellStart"/>
+      <w:r>
+        <w:t>파라미터</w:t>
+      </w:r>
+      <w:proofErr w:type="spellEnd"/>
+      <w:r>
+        <w:t xml:space="preserve"> 바인딩을 사용하므로 안전하다. </w:t>
       </w:r>
     </w:p>
     <w:p>
@@ -2708,7 +2768,25 @@
           <w:bCs/>
           <w:color w:val="1F3864"/>
         </w:rPr>
-        <w:t>7. 실습 : 단계별 공격 재현</w:t>
+        <w:t xml:space="preserve">7. </w:t>
+      </w:r>
+      <w:proofErr w:type="gramStart"/>
+      <w:r>
+        <w:rPr>
+          <w:b/>
+          <w:bCs/>
+          <w:color w:val="1F3864"/>
+        </w:rPr>
+        <w:t>실습 :</w:t>
+      </w:r>
+      <w:proofErr w:type="gramEnd"/>
+      <w:r>
+        <w:rPr>
+          <w:b/>
+          <w:bCs/>
+          <w:color w:val="1F3864"/>
+        </w:rPr>
+        <w:t xml:space="preserve"> 단계별 공격 재현</w:t>
       </w:r>
     </w:p>
     <w:p>
@@ -3203,8 +3281,6 @@
         <w:pStyle w:val="3"/>
         <w:spacing w:before="180" w:after="90"/>
       </w:pPr>
-      <w:bookmarkStart w:id="0" w:name="_GoBack"/>
-      <w:bookmarkEnd w:id="0"/>
       <w:r>
         <w:rPr>
           <w:b/>
@@ -3212,7 +3288,7 @@
           <w:color w:val="2E5496"/>
         </w:rPr>
         <w:lastRenderedPageBreak/>
-        <w:t>단계 5. DB 메타정보 탈취 (교재 6장과 동일 기법)</w:t>
+        <w:t xml:space="preserve">단계 5. DB 메타정보 탈취 </w:t>
       </w:r>
     </w:p>
     <w:p>
@@ -3229,7 +3305,25 @@
           <w:sz w:val="18"/>
           <w:szCs w:val="18"/>
         </w:rPr>
-        <w:t>name = %' UNION SELECT table_schema, table_name, 3 FROM information_schema.tables #</w:t>
+        <w:t>name = %' UNION SELECT table_schema, table_name, 3 FROM information_</w:t>
+      </w:r>
+      <w:proofErr w:type="gramStart"/>
+      <w:r>
+        <w:rPr>
+          <w:rFonts w:ascii="Consolas" w:eastAsia="Consolas" w:hAnsi="Consolas" w:cs="Consolas"/>
+          <w:sz w:val="18"/>
+          <w:szCs w:val="18"/>
+        </w:rPr>
+        <w:t>schema.tables</w:t>
+      </w:r>
+      <w:proofErr w:type="gramEnd"/>
+      <w:r>
+        <w:rPr>
+          <w:rFonts w:ascii="Consolas" w:eastAsia="Consolas" w:hAnsi="Consolas" w:cs="Consolas"/>
+          <w:sz w:val="18"/>
+          <w:szCs w:val="18"/>
+        </w:rPr>
+        <w:t xml:space="preserve"> #</w:t>
       </w:r>
     </w:p>
     <w:p>
@@ -3358,7 +3452,13 @@
         <w:spacing w:after="100" w:line="276" w:lineRule="auto"/>
       </w:pPr>
       <w:r>
-        <w:t>실제 실행 결과(발췌) — 학생 8명 뒤에 계정/해시가 딸려 나온다.</w:t>
+        <w:t xml:space="preserve">실제 실행 결과(발췌) — 학생 8명 뒤에 계정/해시가 </w:t>
+      </w:r>
+      <w:r>
+        <w:rPr>
+          <w:rFonts w:hint="eastAsia"/>
+        </w:rPr>
+        <w:t>같이 출력됩니다.</w:t>
       </w:r>
     </w:p>
     <w:p>
@@ -3375,7 +3475,25 @@
           <w:sz w:val="18"/>
           <w:szCs w:val="18"/>
         </w:rPr>
-        <w:t>[[1,"Alice Johnson","CS001"], ... ,[8,"Helen Lee","CS003"],</w:t>
+        <w:t xml:space="preserve">[[1,"Alice Johnson","CS001"], </w:t>
+      </w:r>
+      <w:proofErr w:type="gramStart"/>
+      <w:r>
+        <w:rPr>
+          <w:rFonts w:ascii="Consolas" w:eastAsia="Consolas" w:hAnsi="Consolas" w:cs="Consolas"/>
+          <w:sz w:val="18"/>
+          <w:szCs w:val="18"/>
+        </w:rPr>
+        <w:t>... ,</w:t>
+      </w:r>
+      <w:proofErr w:type="gramEnd"/>
+      <w:r>
+        <w:rPr>
+          <w:rFonts w:ascii="Consolas" w:eastAsia="Consolas" w:hAnsi="Consolas" w:cs="Consolas"/>
+          <w:sz w:val="18"/>
+          <w:szCs w:val="18"/>
+        </w:rPr>
+        <w:t>[8,"Helen Lee","CS003"],</w:t>
       </w:r>
     </w:p>
     <w:p>
@@ -3777,7 +3895,24 @@
           <w:bCs/>
           <w:color w:val="2E5496"/>
         </w:rPr>
-        <w:t>8-2. 입력 검증 (화이트리스트)</w:t>
+        <w:t>8-2. 입력 검증 (화이트</w:t>
+      </w:r>
+      <w:r>
+        <w:rPr>
+          <w:rFonts w:hint="eastAsia"/>
+          <w:b/>
+          <w:bCs/>
+          <w:color w:val="2E5496"/>
+        </w:rPr>
+        <w:t xml:space="preserve"> </w:t>
+      </w:r>
+      <w:r>
+        <w:rPr>
+          <w:b/>
+          <w:bCs/>
+          <w:color w:val="2E5496"/>
+        </w:rPr>
+        <w:t>리스트)</w:t>
       </w:r>
     </w:p>
     <w:p>
@@ -3871,8 +4006,17 @@
         <w:spacing w:after="60" w:line="264" w:lineRule="auto"/>
       </w:pPr>
       <w:r>
+        <w:rPr>
+          <w:rFonts w:hint="eastAsia"/>
+        </w:rPr>
         <w:lastRenderedPageBreak/>
-        <w:t>앱 계정은 자신이 쓰는 스키마/테이블에만 접근하도록 제한한다.</w:t>
+        <w:t xml:space="preserve">어플리케이션에 접속하는 </w:t>
+      </w:r>
+      <w:r>
+        <w:t>DB</w:t>
+      </w:r>
+      <w:r>
+        <w:t xml:space="preserve"> 계정은 자신이 쓰는 스키마/테이블에만 접근하도록 제한한다.</w:t>
       </w:r>
     </w:p>
     <w:p>
@@ -3885,7 +4029,16 @@
         <w:spacing w:after="60" w:line="264" w:lineRule="auto"/>
       </w:pPr>
       <w:r>
-        <w:t>DROP, GRANT, FILE, 관리 계정 권한 등은 앱 계정에서 제거한다.</w:t>
+        <w:t xml:space="preserve">DROP, GRANT, FILE, 관리 계정 권한 등은 </w:t>
+      </w:r>
+      <w:r>
+        <w:rPr>
+          <w:rFonts w:hint="eastAsia"/>
+        </w:rPr>
+        <w:t>어플리케이션</w:t>
+      </w:r>
+      <w:r>
+        <w:t xml:space="preserve"> 계정에서 제거한다.</w:t>
       </w:r>
     </w:p>
     <w:p>
@@ -4105,9 +4258,9 @@
           <w:color w:val="000000" w:themeColor="text1"/>
         </w:rPr>
       </w:pPr>
-      <w:r>
-        <w:rPr>
-          <w:i/>
+      <w:bookmarkStart w:id="0" w:name="_GoBack"/>
+      <w:r>
+        <w:rPr>
           <w:iCs/>
           <w:color w:val="000000" w:themeColor="text1"/>
           <w:sz w:val="18"/>
@@ -4126,7 +4279,6 @@
       </w:pPr>
       <w:r>
         <w:rPr>
-          <w:i/>
           <w:iCs/>
           <w:color w:val="000000" w:themeColor="text1"/>
           <w:sz w:val="18"/>
@@ -4142,7 +4294,6 @@
       </w:pPr>
       <w:r>
         <w:rPr>
-          <w:i/>
           <w:iCs/>
           <w:color w:val="000000" w:themeColor="text1"/>
           <w:sz w:val="18"/>
@@ -4151,6 +4302,7 @@
         <w:t>다만 이들은 공격 패턴을 걸러내는 보조 방어일 뿐, 인코딩·변형(예: UN/**/ION 처럼 쪼개기)으로 우회될 수 있어 근본 방어인 파라미터 바인딩(8-1)을 대체하지 못한다.</w:t>
       </w:r>
     </w:p>
+    <w:bookmarkEnd w:id="0"/>
     <w:p>
       <w:pPr>
         <w:pStyle w:val="a4"/>
